--- a/labs/lab04/report/report.docx
+++ b/labs/lab04/report/report.docx
@@ -227,6 +227,53 @@
       </w:pPr>
       <w:r>
         <w:t xml:space="preserve">Рис. 1: Размещение коммутаторов и оконечных устройств согласно схеме сети L1</w:t>
+      </w:r>
+    </w:p>
+    <w:p>
+      <w:pPr>
+        <w:pStyle w:val="BodyText"/>
+      </w:pPr>
+      <m:oMathPara>
+        <m:oMathParaPr>
+          <m:jc m:val="center"/>
+        </m:oMathParaPr>
+        <m:oMath>
+          <m:r>
+            <m:t>a</m:t>
+          </m:r>
+          <m:r>
+            <m:rPr>
+              <m:sty m:val="p"/>
+            </m:rPr>
+            <m:t>=</m:t>
+          </m:r>
+          <m:r>
+            <m:t>b</m:t>
+          </m:r>
+          <m:r>
+            <m:rPr>
+              <m:sty m:val="p"/>
+            </m:rPr>
+            <m:t>+</m:t>
+          </m:r>
+          <m:r>
+            <m:t>c</m:t>
+          </m:r>
+          <m:r>
+            <m:rPr>
+              <m:sty m:val="p"/>
+            </m:rPr>
+            <m:t>,</m:t>
+          </m:r>
+        </m:oMath>
+      </m:oMathPara>
+    </w:p>
+    <w:p>
+      <w:pPr>
+        <w:pStyle w:val="FirstParagraph"/>
+      </w:pPr>
+      <w:r>
+        <w:t xml:space="preserve">где \( a=0 \)</w:t>
       </w:r>
     </w:p>
     <w:p>
